--- a/Siddharth - Resume Latest.docx
+++ b/Siddharth - Resume Latest.docx
@@ -123,18 +123,8 @@
                                 <w:sz w:val="72"/>
                                 <w:szCs w:val="96"/>
                               </w:rPr>
-                              <w:t xml:space="preserve">Siddharthan </w:t>
+                              <w:t>Siddharthan Kalaiselvan</w:t>
                             </w:r>
-                            <w:proofErr w:type="spellStart"/>
-                            <w:r>
-                              <w:rPr>
-                                <w:color w:val="000000" w:themeColor="text1"/>
-                                <w:sz w:val="72"/>
-                                <w:szCs w:val="96"/>
-                              </w:rPr>
-                              <w:t>Kalaiselvan</w:t>
-                            </w:r>
-                            <w:proofErr w:type="spellEnd"/>
                           </w:p>
                           <w:p>
                             <w:pPr>
@@ -188,18 +178,8 @@
                           <w:sz w:val="72"/>
                           <w:szCs w:val="96"/>
                         </w:rPr>
-                        <w:t xml:space="preserve">Siddharthan </w:t>
+                        <w:t>Siddharthan Kalaiselvan</w:t>
                       </w:r>
-                      <w:proofErr w:type="spellStart"/>
-                      <w:r>
-                        <w:rPr>
-                          <w:color w:val="000000" w:themeColor="text1"/>
-                          <w:sz w:val="72"/>
-                          <w:szCs w:val="96"/>
-                        </w:rPr>
-                        <w:t>Kalaiselvan</w:t>
-                      </w:r>
-                      <w:proofErr w:type="spellEnd"/>
                     </w:p>
                     <w:p>
                       <w:pPr>
@@ -1104,29 +1084,7 @@
           <w:szCs w:val="28"/>
           <w:lang w:val="de-DE"/>
         </w:rPr>
-        <w:t xml:space="preserve">C a r e </w:t>
-      </w:r>
-      <w:proofErr w:type="spellStart"/>
-      <w:r>
-        <w:rPr>
-          <w:rFonts w:asciiTheme="minorHAnsi" w:hAnsiTheme="minorHAnsi" w:cs="Arial"/>
-          <w:b/>
-          <w:sz w:val="28"/>
-          <w:szCs w:val="28"/>
-          <w:lang w:val="de-DE"/>
-        </w:rPr>
-        <w:t>e</w:t>
-      </w:r>
-      <w:proofErr w:type="spellEnd"/>
-      <w:r>
-        <w:rPr>
-          <w:rFonts w:asciiTheme="minorHAnsi" w:hAnsiTheme="minorHAnsi" w:cs="Arial"/>
-          <w:b/>
-          <w:sz w:val="28"/>
-          <w:szCs w:val="28"/>
-          <w:lang w:val="de-DE"/>
-        </w:rPr>
-        <w:t xml:space="preserve"> r   P r o f i l e</w:t>
+        <w:t>C a r e e r   P r o f i l e</w:t>
       </w:r>
     </w:p>
     <w:p>
@@ -1326,7 +1284,37 @@
           <w:sz w:val="22"/>
           <w:szCs w:val="22"/>
         </w:rPr>
-        <w:t xml:space="preserve">Security / Architecture </w:t>
+        <w:t xml:space="preserve">Security </w:t>
+      </w:r>
+      <w:r>
+        <w:rPr>
+          <w:rFonts w:asciiTheme="minorHAnsi" w:hAnsiTheme="minorHAnsi" w:cs="Lucida Sans Unicode"/>
+          <w:b/>
+          <w:color w:val="2B2E2F"/>
+          <w:sz w:val="22"/>
+          <w:szCs w:val="22"/>
+        </w:rPr>
+        <w:t xml:space="preserve">/ </w:t>
+      </w:r>
+      <w:r>
+        <w:rPr>
+          <w:rFonts w:asciiTheme="minorHAnsi" w:hAnsiTheme="minorHAnsi" w:cs="Lucida Sans Unicode"/>
+          <w:b/>
+          <w:color w:val="2B2E2F"/>
+          <w:sz w:val="22"/>
+          <w:szCs w:val="22"/>
+        </w:rPr>
+        <w:t xml:space="preserve">DevOps </w:t>
+      </w:r>
+      <w:r>
+        <w:rPr>
+          <w:rFonts w:asciiTheme="minorHAnsi" w:hAnsiTheme="minorHAnsi" w:cs="Lucida Sans Unicode"/>
+          <w:b/>
+          <w:color w:val="2B2E2F"/>
+          <w:sz w:val="22"/>
+          <w:szCs w:val="22"/>
+        </w:rPr>
+        <w:t xml:space="preserve">/ Architecture </w:t>
       </w:r>
       <w:r>
         <w:rPr>
@@ -1517,21 +1505,7 @@
           <w:rFonts w:cs="Lucida Sans Unicode"/>
           <w:color w:val="2B2E2F"/>
         </w:rPr>
-        <w:t>Got Promotion as “</w:t>
-      </w:r>
-      <w:r>
-        <w:rPr>
-          <w:rFonts w:cs="Lucida Sans Unicode"/>
-          <w:color w:val="2B2E2F"/>
-        </w:rPr>
-        <w:t>Consultant</w:t>
-      </w:r>
-      <w:r>
-        <w:rPr>
-          <w:rFonts w:cs="Lucida Sans Unicode"/>
-          <w:color w:val="2B2E2F"/>
-        </w:rPr>
-        <w:t xml:space="preserve">” in </w:t>
+        <w:t xml:space="preserve">Got Promotion as “Consultant” in </w:t>
       </w:r>
       <w:r>
         <w:rPr>
@@ -1727,6 +1701,15 @@
           <w:sz w:val="22"/>
           <w:szCs w:val="22"/>
         </w:rPr>
+        <w:t xml:space="preserve">Star of the quarter and bravo awards in SG GSC, </w:t>
+      </w:r>
+      <w:r>
+        <w:rPr>
+          <w:rFonts w:asciiTheme="minorHAnsi" w:hAnsiTheme="minorHAnsi" w:cs="Lucida Sans Unicode"/>
+          <w:color w:val="2B2E2F"/>
+          <w:sz w:val="22"/>
+          <w:szCs w:val="22"/>
+        </w:rPr>
         <w:t>ACE (Accenture Celebrates Excellence) Awar</w:t>
       </w:r>
       <w:r>
@@ -1736,34 +1719,16 @@
           <w:sz w:val="22"/>
           <w:szCs w:val="22"/>
         </w:rPr>
-        <w:t xml:space="preserve">ds 2 times </w:t>
-      </w:r>
-      <w:r>
-        <w:rPr>
-          <w:rFonts w:asciiTheme="minorHAnsi" w:hAnsiTheme="minorHAnsi" w:cs="Lucida Sans Unicode"/>
-          <w:color w:val="2B2E2F"/>
-          <w:sz w:val="22"/>
-          <w:szCs w:val="22"/>
-        </w:rPr>
-        <w:t>–</w:t>
-      </w:r>
-      <w:r>
-        <w:rPr>
-          <w:rFonts w:asciiTheme="minorHAnsi" w:hAnsiTheme="minorHAnsi" w:cs="Lucida Sans Unicode"/>
-          <w:color w:val="2B2E2F"/>
-          <w:sz w:val="22"/>
-          <w:szCs w:val="22"/>
-        </w:rPr>
-        <w:t xml:space="preserve"> </w:t>
-      </w:r>
-      <w:r>
-        <w:rPr>
-          <w:rFonts w:asciiTheme="minorHAnsi" w:hAnsiTheme="minorHAnsi" w:cs="Lucida Sans Unicode"/>
-          <w:color w:val="2B2E2F"/>
-          <w:sz w:val="22"/>
-          <w:szCs w:val="22"/>
-        </w:rPr>
-        <w:t>under</w:t>
+        <w:t xml:space="preserve">ds </w:t>
+      </w:r>
+      <w:r>
+        <w:rPr>
+          <w:rFonts w:asciiTheme="minorHAnsi" w:hAnsiTheme="minorHAnsi" w:cs="Lucida Sans Unicode"/>
+          <w:color w:val="2B2E2F"/>
+          <w:sz w:val="22"/>
+          <w:szCs w:val="22"/>
+        </w:rPr>
+        <w:t>for</w:t>
       </w:r>
       <w:r>
         <w:rPr>
@@ -1835,21 +1800,11 @@
       <w:r>
         <w:rPr>
           <w:rFonts w:asciiTheme="minorHAnsi" w:hAnsiTheme="minorHAnsi" w:cs="Lucida Sans Unicode"/>
-          <w:i/>
-          <w:color w:val="2B2E2F"/>
-          <w:sz w:val="22"/>
-          <w:szCs w:val="22"/>
-        </w:rPr>
-        <w:t>Award</w:t>
-      </w:r>
-      <w:r>
-        <w:rPr>
-          <w:rFonts w:asciiTheme="minorHAnsi" w:hAnsiTheme="minorHAnsi" w:cs="Lucida Sans Unicode"/>
-          <w:color w:val="2B2E2F"/>
-          <w:sz w:val="22"/>
-          <w:szCs w:val="22"/>
-        </w:rPr>
-        <w:t xml:space="preserve"> c</w:t>
+          <w:color w:val="2B2E2F"/>
+          <w:sz w:val="22"/>
+          <w:szCs w:val="22"/>
+        </w:rPr>
+        <w:t>c</w:t>
       </w:r>
       <w:r>
         <w:rPr>
@@ -2197,27 +2152,7 @@
           <w:sz w:val="22"/>
           <w:szCs w:val="22"/>
         </w:rPr>
-        <w:t xml:space="preserve">Created few </w:t>
-      </w:r>
-      <w:proofErr w:type="gramStart"/>
-      <w:r>
-        <w:rPr>
-          <w:rFonts w:asciiTheme="minorHAnsi" w:hAnsiTheme="minorHAnsi" w:cs="Lucida Sans Unicode"/>
-          <w:color w:val="2B2E2F"/>
-          <w:sz w:val="22"/>
-          <w:szCs w:val="22"/>
-        </w:rPr>
-        <w:t>Azure</w:t>
-      </w:r>
-      <w:proofErr w:type="gramEnd"/>
-      <w:r>
-        <w:rPr>
-          <w:rFonts w:asciiTheme="minorHAnsi" w:hAnsiTheme="minorHAnsi" w:cs="Lucida Sans Unicode"/>
-          <w:color w:val="2B2E2F"/>
-          <w:sz w:val="22"/>
-          <w:szCs w:val="22"/>
-        </w:rPr>
-        <w:t xml:space="preserve"> DevOps extension and contributed to </w:t>
+        <w:t xml:space="preserve">Created few Azure DevOps extension and contributed to </w:t>
       </w:r>
       <w:r>
         <w:rPr>
@@ -2429,19 +2364,8 @@
           <w:szCs w:val="30"/>
           <w:lang w:val="de-DE"/>
         </w:rPr>
-        <w:t xml:space="preserve">Core </w:t>
-      </w:r>
-      <w:proofErr w:type="spellStart"/>
-      <w:r>
-        <w:rPr>
-          <w:rFonts w:ascii="Arial" w:hAnsi="Arial" w:cs="Arial"/>
-          <w:b/>
-          <w:szCs w:val="30"/>
-          <w:lang w:val="de-DE"/>
-        </w:rPr>
-        <w:t>Competencies</w:t>
-      </w:r>
-      <w:proofErr w:type="spellEnd"/>
+        <w:t>Core Competencies</w:t>
+      </w:r>
     </w:p>
     <w:p>
       <w:pPr>
@@ -2707,10 +2631,8 @@
           <w:szCs w:val="22"/>
           <w:lang w:val="en-US"/>
         </w:rPr>
-        <w:t xml:space="preserve">Azure </w:t>
-      </w:r>
-      <w:proofErr w:type="spellStart"/>
-      <w:proofErr w:type="gramStart"/>
+        <w:t>Azure Automation</w:t>
+      </w:r>
       <w:r>
         <w:rPr>
           <w:rFonts w:asciiTheme="minorHAnsi" w:hAnsiTheme="minorHAnsi" w:cs="Lucida Sans Unicode"/>
@@ -2719,7 +2641,7 @@
           <w:szCs w:val="22"/>
           <w:lang w:val="en-US"/>
         </w:rPr>
-        <w:t>Automation</w:t>
+        <w:t>,</w:t>
       </w:r>
       <w:r>
         <w:rPr>
@@ -2729,10 +2651,8 @@
           <w:szCs w:val="22"/>
           <w:lang w:val="en-US"/>
         </w:rPr>
-        <w:t>,Python</w:t>
-      </w:r>
-      <w:proofErr w:type="spellEnd"/>
-      <w:proofErr w:type="gramEnd"/>
+        <w:t xml:space="preserve"> </w:t>
+      </w:r>
       <w:r>
         <w:rPr>
           <w:rFonts w:asciiTheme="minorHAnsi" w:hAnsiTheme="minorHAnsi" w:cs="Lucida Sans Unicode"/>
@@ -2741,7 +2661,7 @@
           <w:szCs w:val="22"/>
           <w:lang w:val="en-US"/>
         </w:rPr>
-        <w:t xml:space="preserve"> </w:t>
+        <w:t>Python</w:t>
       </w:r>
       <w:r>
         <w:rPr>
@@ -2811,17 +2731,7 @@
           <w:szCs w:val="22"/>
           <w:lang w:val="en-US"/>
         </w:rPr>
-        <w:t>Cost Management &amp; Optimization</w:t>
-      </w:r>
-      <w:r>
-        <w:rPr>
-          <w:rFonts w:asciiTheme="minorHAnsi" w:hAnsiTheme="minorHAnsi" w:cs="Lucida Sans Unicode"/>
-          <w:color w:val="2B2E2F"/>
-          <w:sz w:val="22"/>
-          <w:szCs w:val="22"/>
-          <w:lang w:val="en-US"/>
-        </w:rPr>
-        <w:t xml:space="preserve"> </w:t>
+        <w:t xml:space="preserve">Cost Management &amp; Optimization </w:t>
       </w:r>
     </w:p>
     <w:p>
@@ -2851,17 +2761,7 @@
           <w:szCs w:val="22"/>
           <w:lang w:val="en-US"/>
         </w:rPr>
-        <w:t>Stakeholder Engagement &amp; Training</w:t>
-      </w:r>
-      <w:r>
-        <w:rPr>
-          <w:rFonts w:asciiTheme="minorHAnsi" w:hAnsiTheme="minorHAnsi" w:cs="Lucida Sans Unicode"/>
-          <w:color w:val="2B2E2F"/>
-          <w:sz w:val="22"/>
-          <w:szCs w:val="22"/>
-          <w:lang w:val="en-US"/>
-        </w:rPr>
-        <w:t xml:space="preserve"> </w:t>
+        <w:t xml:space="preserve">Stakeholder Engagement &amp; Training </w:t>
       </w:r>
     </w:p>
     <w:p>
@@ -2980,7 +2880,7 @@
           <w:lang w:val="en-GB" w:eastAsia="zh-CN"/>
         </w:rPr>
         <w:drawing>
-          <wp:anchor distT="0" distB="0" distL="114300" distR="114300" simplePos="0" relativeHeight="251681792" behindDoc="0" locked="0" layoutInCell="1" allowOverlap="1" wp14:anchorId="4EC2848A" wp14:editId="2F890FB1">
+          <wp:anchor distT="0" distB="0" distL="114300" distR="114300" simplePos="0" relativeHeight="251681792" behindDoc="0" locked="0" layoutInCell="1" allowOverlap="1" wp14:anchorId="4EC2848A" wp14:editId="5823E1C9">
             <wp:simplePos x="0" y="0"/>
             <wp:positionH relativeFrom="column">
               <wp:posOffset>5003165</wp:posOffset>
@@ -3251,256 +3151,6 @@
     </w:p>
     <w:p>
       <w:pPr>
-        <w:pStyle w:val="ListParagraph"/>
-        <w:numPr>
-          <w:ilvl w:val="0"/>
-          <w:numId w:val="5"/>
-        </w:numPr>
-        <w:ind w:right="-688"/>
-        <w:rPr>
-          <w:rFonts w:asciiTheme="minorHAnsi" w:hAnsiTheme="minorHAnsi" w:cs="Calibri"/>
-          <w:sz w:val="22"/>
-          <w:szCs w:val="22"/>
-        </w:rPr>
-      </w:pPr>
-      <w:r>
-        <w:rPr>
-          <w:rFonts w:asciiTheme="minorHAnsi" w:hAnsiTheme="minorHAnsi" w:cs="Calibri"/>
-          <w:sz w:val="22"/>
-          <w:szCs w:val="22"/>
-        </w:rPr>
-        <w:t>Develop</w:t>
-      </w:r>
-      <w:r>
-        <w:rPr>
-          <w:rFonts w:asciiTheme="minorHAnsi" w:hAnsiTheme="minorHAnsi" w:cs="Calibri"/>
-          <w:sz w:val="22"/>
-          <w:szCs w:val="22"/>
-        </w:rPr>
-        <w:t xml:space="preserve">ing JSON templates </w:t>
-      </w:r>
-      <w:proofErr w:type="gramStart"/>
-      <w:r>
-        <w:rPr>
-          <w:rFonts w:asciiTheme="minorHAnsi" w:hAnsiTheme="minorHAnsi" w:cs="Calibri"/>
-          <w:sz w:val="22"/>
-          <w:szCs w:val="22"/>
-        </w:rPr>
-        <w:t>in order to</w:t>
-      </w:r>
-      <w:proofErr w:type="gramEnd"/>
-      <w:r>
-        <w:rPr>
-          <w:rFonts w:asciiTheme="minorHAnsi" w:hAnsiTheme="minorHAnsi" w:cs="Calibri"/>
-          <w:sz w:val="22"/>
-          <w:szCs w:val="22"/>
-        </w:rPr>
-        <w:t xml:space="preserve"> create Azure policies to improve the security for Azure Cloud.</w:t>
-      </w:r>
-    </w:p>
-    <w:p>
-      <w:pPr>
-        <w:pStyle w:val="ListParagraph"/>
-        <w:numPr>
-          <w:ilvl w:val="0"/>
-          <w:numId w:val="5"/>
-        </w:numPr>
-        <w:ind w:right="-688"/>
-        <w:rPr>
-          <w:rFonts w:asciiTheme="minorHAnsi" w:hAnsiTheme="minorHAnsi" w:cs="Calibri"/>
-          <w:sz w:val="22"/>
-          <w:szCs w:val="22"/>
-        </w:rPr>
-      </w:pPr>
-      <w:r>
-        <w:rPr>
-          <w:rFonts w:asciiTheme="minorHAnsi" w:hAnsiTheme="minorHAnsi" w:cs="Calibri"/>
-          <w:sz w:val="22"/>
-          <w:szCs w:val="22"/>
-        </w:rPr>
-        <w:t xml:space="preserve">Developing </w:t>
-      </w:r>
-      <w:proofErr w:type="spellStart"/>
-      <w:r>
-        <w:rPr>
-          <w:rFonts w:asciiTheme="minorHAnsi" w:hAnsiTheme="minorHAnsi" w:cs="Calibri"/>
-          <w:sz w:val="22"/>
-          <w:szCs w:val="22"/>
-        </w:rPr>
-        <w:t>powershall</w:t>
-      </w:r>
-      <w:proofErr w:type="spellEnd"/>
-      <w:r>
-        <w:rPr>
-          <w:rFonts w:asciiTheme="minorHAnsi" w:hAnsiTheme="minorHAnsi" w:cs="Calibri"/>
-          <w:sz w:val="22"/>
-          <w:szCs w:val="22"/>
-        </w:rPr>
-        <w:t xml:space="preserve"> scripts to automate the tasks </w:t>
-      </w:r>
-      <w:r>
-        <w:rPr>
-          <w:rFonts w:asciiTheme="minorHAnsi" w:hAnsiTheme="minorHAnsi" w:cs="Calibri"/>
-          <w:sz w:val="22"/>
-          <w:szCs w:val="22"/>
-        </w:rPr>
-        <w:t>and sending alerts when there is security violation</w:t>
-      </w:r>
-      <w:r>
-        <w:rPr>
-          <w:rFonts w:asciiTheme="minorHAnsi" w:hAnsiTheme="minorHAnsi" w:cs="Calibri"/>
-          <w:sz w:val="22"/>
-          <w:szCs w:val="22"/>
-        </w:rPr>
-        <w:t xml:space="preserve"> </w:t>
-      </w:r>
-      <w:r>
-        <w:rPr>
-          <w:rFonts w:asciiTheme="minorHAnsi" w:hAnsiTheme="minorHAnsi" w:cs="Calibri"/>
-          <w:sz w:val="22"/>
-          <w:szCs w:val="22"/>
-        </w:rPr>
-        <w:t>/</w:t>
-      </w:r>
-      <w:r>
-        <w:rPr>
-          <w:rFonts w:asciiTheme="minorHAnsi" w:hAnsiTheme="minorHAnsi" w:cs="Calibri"/>
-          <w:sz w:val="22"/>
-          <w:szCs w:val="22"/>
-        </w:rPr>
-        <w:t xml:space="preserve"> glitch.</w:t>
-      </w:r>
-    </w:p>
-    <w:p>
-      <w:pPr>
-        <w:pStyle w:val="ListParagraph"/>
-        <w:numPr>
-          <w:ilvl w:val="0"/>
-          <w:numId w:val="5"/>
-        </w:numPr>
-        <w:ind w:right="-688"/>
-        <w:rPr>
-          <w:rFonts w:asciiTheme="minorHAnsi" w:hAnsiTheme="minorHAnsi" w:cs="Calibri"/>
-          <w:sz w:val="22"/>
-          <w:szCs w:val="22"/>
-        </w:rPr>
-      </w:pPr>
-      <w:r>
-        <w:rPr>
-          <w:rFonts w:asciiTheme="minorHAnsi" w:hAnsiTheme="minorHAnsi" w:cs="Calibri"/>
-          <w:sz w:val="22"/>
-          <w:szCs w:val="22"/>
-        </w:rPr>
-        <w:t>Coordinating with various application team</w:t>
-      </w:r>
-      <w:r>
-        <w:rPr>
-          <w:rFonts w:asciiTheme="minorHAnsi" w:hAnsiTheme="minorHAnsi" w:cs="Calibri"/>
-          <w:sz w:val="22"/>
-          <w:szCs w:val="22"/>
-        </w:rPr>
-        <w:t>s</w:t>
-      </w:r>
-      <w:r>
-        <w:rPr>
-          <w:rFonts w:asciiTheme="minorHAnsi" w:hAnsiTheme="minorHAnsi" w:cs="Calibri"/>
-          <w:sz w:val="22"/>
-          <w:szCs w:val="22"/>
-        </w:rPr>
-        <w:t xml:space="preserve"> to </w:t>
-      </w:r>
-      <w:r>
-        <w:rPr>
-          <w:rFonts w:asciiTheme="minorHAnsi" w:hAnsiTheme="minorHAnsi" w:cs="Calibri"/>
-          <w:sz w:val="22"/>
-          <w:szCs w:val="22"/>
-        </w:rPr>
-        <w:t xml:space="preserve">get the requirements </w:t>
-      </w:r>
-      <w:r>
-        <w:rPr>
-          <w:rFonts w:asciiTheme="minorHAnsi" w:hAnsiTheme="minorHAnsi" w:cs="Calibri"/>
-          <w:sz w:val="22"/>
-          <w:szCs w:val="22"/>
-        </w:rPr>
-        <w:t xml:space="preserve">to create Azure policies and </w:t>
-      </w:r>
-      <w:proofErr w:type="spellStart"/>
-      <w:r>
-        <w:rPr>
-          <w:rFonts w:asciiTheme="minorHAnsi" w:hAnsiTheme="minorHAnsi" w:cs="Calibri"/>
-          <w:sz w:val="22"/>
-          <w:szCs w:val="22"/>
-        </w:rPr>
-        <w:t>Powershell</w:t>
-      </w:r>
-      <w:proofErr w:type="spellEnd"/>
-      <w:r>
-        <w:rPr>
-          <w:rFonts w:asciiTheme="minorHAnsi" w:hAnsiTheme="minorHAnsi" w:cs="Calibri"/>
-          <w:sz w:val="22"/>
-          <w:szCs w:val="22"/>
-        </w:rPr>
-        <w:t xml:space="preserve"> scripts for automation. S</w:t>
-      </w:r>
-      <w:r>
-        <w:rPr>
-          <w:rFonts w:asciiTheme="minorHAnsi" w:hAnsiTheme="minorHAnsi" w:cs="Calibri"/>
-          <w:sz w:val="22"/>
-          <w:szCs w:val="22"/>
-        </w:rPr>
-        <w:t>upport them when they are facing issues with</w:t>
-      </w:r>
-      <w:r>
-        <w:rPr>
-          <w:rFonts w:asciiTheme="minorHAnsi" w:hAnsiTheme="minorHAnsi" w:cs="Calibri"/>
-          <w:sz w:val="22"/>
-          <w:szCs w:val="22"/>
-        </w:rPr>
-        <w:t xml:space="preserve"> “Azure policies and automations”</w:t>
-      </w:r>
-      <w:r>
-        <w:rPr>
-          <w:rFonts w:asciiTheme="minorHAnsi" w:hAnsiTheme="minorHAnsi" w:cs="Calibri"/>
-          <w:sz w:val="22"/>
-          <w:szCs w:val="22"/>
-        </w:rPr>
-        <w:t>.</w:t>
-      </w:r>
-    </w:p>
-    <w:p>
-      <w:pPr>
-        <w:pStyle w:val="ListParagraph"/>
-        <w:numPr>
-          <w:ilvl w:val="0"/>
-          <w:numId w:val="5"/>
-        </w:numPr>
-        <w:ind w:right="-688"/>
-        <w:rPr>
-          <w:rFonts w:asciiTheme="minorHAnsi" w:hAnsiTheme="minorHAnsi" w:cs="Calibri"/>
-          <w:sz w:val="22"/>
-          <w:szCs w:val="22"/>
-        </w:rPr>
-      </w:pPr>
-      <w:r>
-        <w:rPr>
-          <w:rFonts w:asciiTheme="minorHAnsi" w:hAnsiTheme="minorHAnsi" w:cs="Calibri"/>
-          <w:sz w:val="22"/>
-          <w:szCs w:val="22"/>
-        </w:rPr>
-        <w:t>D</w:t>
-      </w:r>
-      <w:r>
-        <w:rPr>
-          <w:rFonts w:asciiTheme="minorHAnsi" w:hAnsiTheme="minorHAnsi" w:cs="Calibri"/>
-          <w:sz w:val="22"/>
-          <w:szCs w:val="22"/>
-        </w:rPr>
-        <w:t xml:space="preserve">esigning, implementing, and governing scalable, secure, and cost-effective cloud environments. </w:t>
-      </w:r>
-    </w:p>
-    <w:p>
-      <w:pPr>
         <w:numPr>
           <w:ilvl w:val="0"/>
           <w:numId w:val="5"/>
@@ -3514,7 +3164,33 @@
         <w:rPr>
           <w:lang w:val="en-US"/>
         </w:rPr>
-        <w:t>Lead Azure cloud adoption initiatives, establishing governance models aligned with enterprise standards.</w:t>
+        <w:t xml:space="preserve">End to End Azure Policy lifecycle management: Condecting risk assessment, developing custom Azure policies, Developing DevOps engine to automate the policy deployment with parameterized </w:t>
+      </w:r>
+      <w:r>
+        <w:rPr>
+          <w:lang w:val="en-US"/>
+        </w:rPr>
+        <w:t>values</w:t>
+      </w:r>
+      <w:r>
+        <w:rPr>
+          <w:lang w:val="en-US"/>
+        </w:rPr>
+        <w:t xml:space="preserve"> across multiple Azure tenants to each Business units. Automated policy enforcement using </w:t>
+      </w:r>
+      <w:proofErr w:type="spellStart"/>
+      <w:r>
+        <w:rPr>
+          <w:lang w:val="en-US"/>
+        </w:rPr>
+        <w:t>powershell</w:t>
+      </w:r>
+      <w:proofErr w:type="spellEnd"/>
+      <w:r>
+        <w:rPr>
+          <w:lang w:val="en-US"/>
+        </w:rPr>
+        <w:t xml:space="preserve"> / Python scripting.</w:t>
       </w:r>
     </w:p>
     <w:p>
@@ -3532,7 +3208,7 @@
         <w:rPr>
           <w:lang w:val="en-US"/>
         </w:rPr>
-        <w:t>Developed and maintained Azure Landing Zones as part of the Cloud Adoption Framework to ensure scalable and compliant cloud environments.</w:t>
+        <w:t>Cross functional collaboration: Partnered with application owners, security teams and business stakeholders to define policy parameters, enforce compliance and streamline the onboardings.</w:t>
       </w:r>
     </w:p>
     <w:p>
@@ -3550,31 +3226,93 @@
         <w:rPr>
           <w:lang w:val="en-US"/>
         </w:rPr>
-        <w:t xml:space="preserve">Conducted training sessions and workshops to upskill teams on Azure best practices and </w:t>
-      </w:r>
-      <w:proofErr w:type="spellStart"/>
-      <w:r>
-        <w:rPr>
-          <w:lang w:val="en-US"/>
-        </w:rPr>
-        <w:t>CoE</w:t>
-      </w:r>
-      <w:proofErr w:type="spellEnd"/>
-      <w:r>
-        <w:rPr>
-          <w:lang w:val="en-US"/>
-        </w:rPr>
-        <w:t xml:space="preserve"> standards.</w:t>
-      </w:r>
-    </w:p>
-    <w:p>
-      <w:pPr>
-        <w:pStyle w:val="ListParagraph"/>
+        <w:t>RBAC role design &amp; implementation: Preparing and deploying RBAC roles to ensure security and compliant access management with business needs.</w:t>
+      </w:r>
+    </w:p>
+    <w:p>
+      <w:pPr>
         <w:numPr>
           <w:ilvl w:val="0"/>
           <w:numId w:val="5"/>
         </w:numPr>
-        <w:ind w:right="-688"/>
+        <w:spacing w:after="160" w:line="259" w:lineRule="auto"/>
+        <w:rPr>
+          <w:lang w:val="en-US"/>
+        </w:rPr>
+      </w:pPr>
+      <w:r>
+        <w:rPr>
+          <w:lang w:val="en-US"/>
+        </w:rPr>
+        <w:t xml:space="preserve">Azure Landing zone administration: managing enterprise landing zone and organizational structures, aligning governance, compliance and scalability with MS cloud adoption framework best practices. </w:t>
+      </w:r>
+    </w:p>
+    <w:p>
+      <w:pPr>
+        <w:numPr>
+          <w:ilvl w:val="0"/>
+          <w:numId w:val="5"/>
+        </w:numPr>
+        <w:spacing w:after="160" w:line="259" w:lineRule="auto"/>
+        <w:rPr>
+          <w:lang w:val="en-US"/>
+        </w:rPr>
+      </w:pPr>
+      <w:r>
+        <w:rPr>
+          <w:lang w:val="en-US"/>
+        </w:rPr>
+        <w:t>AWS cloud security management.</w:t>
+      </w:r>
+    </w:p>
+    <w:p>
+      <w:pPr>
+        <w:numPr>
+          <w:ilvl w:val="0"/>
+          <w:numId w:val="5"/>
+        </w:numPr>
+        <w:spacing w:after="160" w:line="259" w:lineRule="auto"/>
+        <w:rPr>
+          <w:lang w:val="en-US"/>
+        </w:rPr>
+      </w:pPr>
+      <w:r>
+        <w:rPr>
+          <w:lang w:val="en-US"/>
+        </w:rPr>
+        <w:t>Conduct</w:t>
+      </w:r>
+      <w:r>
+        <w:rPr>
+          <w:lang w:val="en-US"/>
+        </w:rPr>
+        <w:t>ing</w:t>
+      </w:r>
+      <w:r>
+        <w:rPr>
+          <w:lang w:val="en-US"/>
+        </w:rPr>
+        <w:t xml:space="preserve"> training sessions and workshops to upskill teams on Azure best practices and </w:t>
+      </w:r>
+      <w:proofErr w:type="spellStart"/>
+      <w:r>
+        <w:rPr>
+          <w:lang w:val="en-US"/>
+        </w:rPr>
+        <w:t>CoE</w:t>
+      </w:r>
+      <w:proofErr w:type="spellEnd"/>
+      <w:r>
+        <w:rPr>
+          <w:lang w:val="en-US"/>
+        </w:rPr>
+        <w:t xml:space="preserve"> standards.</w:t>
+      </w:r>
+    </w:p>
+    <w:p>
+      <w:pPr>
+        <w:pStyle w:val="ListParagraph"/>
+        <w:ind w:left="0" w:right="-688"/>
         <w:rPr>
           <w:rFonts w:asciiTheme="minorHAnsi" w:hAnsiTheme="minorHAnsi" w:cs="Calibri"/>
           <w:sz w:val="22"/>
@@ -3610,7 +3348,7 @@
           <w:lang w:val="en-GB" w:eastAsia="zh-CN"/>
         </w:rPr>
         <w:drawing>
-          <wp:anchor distT="0" distB="0" distL="114300" distR="114300" simplePos="0" relativeHeight="251667456" behindDoc="0" locked="0" layoutInCell="1" allowOverlap="1" wp14:anchorId="62ADAAA7" wp14:editId="3AB1A689">
+          <wp:anchor distT="0" distB="0" distL="114300" distR="114300" simplePos="0" relativeHeight="251667456" behindDoc="0" locked="0" layoutInCell="1" allowOverlap="1" wp14:anchorId="62ADAAA7" wp14:editId="4A69CE80">
             <wp:simplePos x="0" y="0"/>
             <wp:positionH relativeFrom="column">
               <wp:posOffset>5085199</wp:posOffset>
@@ -3983,25 +3721,7 @@
           <w:sz w:val="22"/>
           <w:szCs w:val="22"/>
         </w:rPr>
-        <w:t xml:space="preserve">Presenting of weekly and monthly </w:t>
-      </w:r>
-      <w:proofErr w:type="gramStart"/>
-      <w:r>
-        <w:rPr>
-          <w:rFonts w:asciiTheme="minorHAnsi" w:hAnsiTheme="minorHAnsi" w:cs="Calibri"/>
-          <w:sz w:val="22"/>
-          <w:szCs w:val="22"/>
-        </w:rPr>
-        <w:t>reports(</w:t>
-      </w:r>
-      <w:proofErr w:type="gramEnd"/>
-      <w:r>
-        <w:rPr>
-          <w:rFonts w:asciiTheme="minorHAnsi" w:hAnsiTheme="minorHAnsi" w:cs="Calibri"/>
-          <w:sz w:val="22"/>
-          <w:szCs w:val="22"/>
-        </w:rPr>
-        <w:t>SLA, performance, cost, tickets…etc) to clients.</w:t>
+        <w:t>Presenting of weekly and monthly reports(SLA, performance, cost, tickets…etc) to clients.</w:t>
       </w:r>
     </w:p>
     <w:p>
@@ -4113,6 +3833,7 @@
           <w:szCs w:val="21"/>
           <w:shd w:val="clear" w:color="auto" w:fill="FFFFFF"/>
         </w:rPr>
+        <w:lastRenderedPageBreak/>
         <w:t xml:space="preserve">Managing Azure API management which is used to manage all </w:t>
       </w:r>
       <w:r>
@@ -4179,7 +3900,6 @@
           <w:szCs w:val="21"/>
           <w:shd w:val="clear" w:color="auto" w:fill="FFFFFF"/>
         </w:rPr>
-        <w:lastRenderedPageBreak/>
         <w:t>Troubleshooting of Azure resource related issue</w:t>
       </w:r>
       <w:r>
@@ -4700,7 +4420,6 @@
           <w:lang w:val="fr-FR"/>
         </w:rPr>
       </w:pPr>
-      <w:proofErr w:type="gramStart"/>
       <w:r>
         <w:rPr>
           <w:rFonts w:asciiTheme="minorHAnsi" w:hAnsiTheme="minorHAnsi" w:cs="Calibri"/>
@@ -4709,38 +4428,16 @@
           <w:szCs w:val="22"/>
           <w:lang w:val="fr-FR"/>
         </w:rPr>
-        <w:t>Client:</w:t>
-      </w:r>
-      <w:proofErr w:type="gramEnd"/>
-      <w:r>
-        <w:rPr>
-          <w:rFonts w:asciiTheme="minorHAnsi" w:hAnsiTheme="minorHAnsi" w:cs="Calibri"/>
-          <w:b/>
+        <w:t xml:space="preserve">Client: </w:t>
+      </w:r>
+      <w:r>
+        <w:rPr>
+          <w:rFonts w:asciiTheme="minorHAnsi" w:hAnsiTheme="minorHAnsi" w:cs="Calibri"/>
           <w:sz w:val="22"/>
           <w:szCs w:val="22"/>
           <w:lang w:val="fr-FR"/>
         </w:rPr>
-        <w:t xml:space="preserve"> </w:t>
-      </w:r>
-      <w:proofErr w:type="spellStart"/>
-      <w:r>
-        <w:rPr>
-          <w:rFonts w:asciiTheme="minorHAnsi" w:hAnsiTheme="minorHAnsi" w:cs="Calibri"/>
-          <w:sz w:val="22"/>
-          <w:szCs w:val="22"/>
-          <w:lang w:val="fr-FR"/>
-        </w:rPr>
-        <w:t>Purdue</w:t>
-      </w:r>
-      <w:proofErr w:type="spellEnd"/>
-      <w:r>
-        <w:rPr>
-          <w:rFonts w:asciiTheme="minorHAnsi" w:hAnsiTheme="minorHAnsi" w:cs="Calibri"/>
-          <w:sz w:val="22"/>
-          <w:szCs w:val="22"/>
-          <w:lang w:val="fr-FR"/>
-        </w:rPr>
-        <w:t xml:space="preserve"> pharma/Mundi Pharma</w:t>
+        <w:t>Purdue pharma/Mundi Pharma</w:t>
       </w:r>
     </w:p>
     <w:p>
@@ -4754,7 +4451,6 @@
         </w:rPr>
       </w:pPr>
       <w:proofErr w:type="spellStart"/>
-      <w:proofErr w:type="gramStart"/>
       <w:r>
         <w:rPr>
           <w:rFonts w:asciiTheme="minorHAnsi" w:hAnsiTheme="minorHAnsi" w:cs="Arial"/>
@@ -4774,7 +4470,6 @@
         </w:rPr>
         <w:t>:</w:t>
       </w:r>
-      <w:proofErr w:type="gramEnd"/>
     </w:p>
     <w:p>
       <w:pPr>
@@ -5716,6 +5411,7 @@
         <w:rPr>
           <w:shd w:val="clear" w:color="auto" w:fill="FFFFFF"/>
         </w:rPr>
+        <w:lastRenderedPageBreak/>
         <w:pict w14:anchorId="15F410E0">
           <v:rect id="_x0000_i1028" style="width:0;height:1.5pt" o:hralign="center" o:hrstd="t" o:hr="t" fillcolor="#a0a0a0" stroked="f"/>
         </w:pict>
@@ -5738,7 +5434,6 @@
           <w:color w:val="2B2E2F"/>
           <w:lang w:val="en-GB" w:eastAsia="zh-CN"/>
         </w:rPr>
-        <w:lastRenderedPageBreak/>
         <w:drawing>
           <wp:anchor distT="0" distB="0" distL="114300" distR="114300" simplePos="0" relativeHeight="251679744" behindDoc="0" locked="0" layoutInCell="1" allowOverlap="1" wp14:anchorId="1C553642" wp14:editId="5CAFA6FA">
             <wp:simplePos x="0" y="0"/>
@@ -6709,25 +6404,7 @@
           <w:sz w:val="22"/>
           <w:szCs w:val="22"/>
         </w:rPr>
-        <w:t xml:space="preserve">Assigning the new tickets to the team members according to their </w:t>
-      </w:r>
-      <w:proofErr w:type="gramStart"/>
-      <w:r>
-        <w:rPr>
-          <w:rFonts w:asciiTheme="minorHAnsi" w:hAnsiTheme="minorHAnsi" w:cs="Arial"/>
-          <w:sz w:val="22"/>
-          <w:szCs w:val="22"/>
-        </w:rPr>
-        <w:t>work load</w:t>
-      </w:r>
-      <w:proofErr w:type="gramEnd"/>
-      <w:r>
-        <w:rPr>
-          <w:rFonts w:asciiTheme="minorHAnsi" w:hAnsiTheme="minorHAnsi" w:cs="Arial"/>
-          <w:sz w:val="22"/>
-          <w:szCs w:val="22"/>
-        </w:rPr>
-        <w:t>.</w:t>
+        <w:t>Assigning the new tickets to the team members according to their work load.</w:t>
       </w:r>
     </w:p>
     <w:p>
@@ -6863,7 +6540,6 @@
         <w:t xml:space="preserve">Designation: </w:t>
       </w:r>
       <w:proofErr w:type="spellStart"/>
-      <w:proofErr w:type="gramStart"/>
       <w:r>
         <w:rPr>
           <w:rFonts w:asciiTheme="minorHAnsi" w:eastAsia="Arial Unicode MS" w:hAnsiTheme="minorHAnsi" w:cs="Arial"/>
@@ -6874,7 +6550,6 @@
         <w:t>Jr.Hardware</w:t>
       </w:r>
       <w:proofErr w:type="spellEnd"/>
-      <w:proofErr w:type="gramEnd"/>
       <w:r>
         <w:rPr>
           <w:rFonts w:asciiTheme="minorHAnsi" w:eastAsia="Arial Unicode MS" w:hAnsiTheme="minorHAnsi" w:cs="Arial"/>
@@ -7593,7 +7268,6 @@
         <w:tc>
           <w:tcPr>
             <w:tcW w:w="3180" w:type="dxa"/>
-            <w:shd w:val="clear" w:color="auto" w:fill="auto"/>
             <w:noWrap/>
             <w:tcMar>
               <w:top w:w="15" w:type="dxa"/>
@@ -7632,7 +7306,6 @@
         <w:tc>
           <w:tcPr>
             <w:tcW w:w="4230" w:type="dxa"/>
-            <w:shd w:val="clear" w:color="auto" w:fill="auto"/>
             <w:noWrap/>
             <w:tcMar>
               <w:top w:w="15" w:type="dxa"/>
@@ -7670,7 +7343,6 @@
         <w:tc>
           <w:tcPr>
             <w:tcW w:w="990" w:type="dxa"/>
-            <w:shd w:val="clear" w:color="auto" w:fill="auto"/>
             <w:noWrap/>
             <w:tcMar>
               <w:top w:w="15" w:type="dxa"/>
@@ -7713,7 +7385,6 @@
         <w:tc>
           <w:tcPr>
             <w:tcW w:w="3180" w:type="dxa"/>
-            <w:shd w:val="clear" w:color="auto" w:fill="auto"/>
             <w:noWrap/>
             <w:tcMar>
               <w:top w:w="15" w:type="dxa"/>
@@ -7747,7 +7418,6 @@
         <w:tc>
           <w:tcPr>
             <w:tcW w:w="4230" w:type="dxa"/>
-            <w:shd w:val="clear" w:color="auto" w:fill="auto"/>
             <w:noWrap/>
             <w:tcMar>
               <w:top w:w="15" w:type="dxa"/>
@@ -7781,7 +7451,6 @@
         <w:tc>
           <w:tcPr>
             <w:tcW w:w="990" w:type="dxa"/>
-            <w:shd w:val="clear" w:color="auto" w:fill="auto"/>
             <w:noWrap/>
             <w:tcMar>
               <w:top w:w="15" w:type="dxa"/>
@@ -7820,7 +7489,6 @@
         <w:tc>
           <w:tcPr>
             <w:tcW w:w="3180" w:type="dxa"/>
-            <w:shd w:val="clear" w:color="auto" w:fill="auto"/>
             <w:noWrap/>
             <w:tcMar>
               <w:top w:w="15" w:type="dxa"/>
@@ -7854,7 +7522,6 @@
         <w:tc>
           <w:tcPr>
             <w:tcW w:w="4230" w:type="dxa"/>
-            <w:shd w:val="clear" w:color="auto" w:fill="auto"/>
             <w:noWrap/>
             <w:tcMar>
               <w:top w:w="15" w:type="dxa"/>
@@ -7888,7 +7555,6 @@
         <w:tc>
           <w:tcPr>
             <w:tcW w:w="990" w:type="dxa"/>
-            <w:shd w:val="clear" w:color="auto" w:fill="auto"/>
             <w:noWrap/>
             <w:tcMar>
               <w:top w:w="15" w:type="dxa"/>
@@ -7927,7 +7593,6 @@
         <w:tc>
           <w:tcPr>
             <w:tcW w:w="3180" w:type="dxa"/>
-            <w:shd w:val="clear" w:color="auto" w:fill="auto"/>
             <w:noWrap/>
             <w:tcMar>
               <w:top w:w="15" w:type="dxa"/>
@@ -7961,7 +7626,6 @@
         <w:tc>
           <w:tcPr>
             <w:tcW w:w="4230" w:type="dxa"/>
-            <w:shd w:val="clear" w:color="auto" w:fill="auto"/>
             <w:noWrap/>
             <w:tcMar>
               <w:top w:w="15" w:type="dxa"/>
@@ -7989,20 +7653,9 @@
                 <w:sz w:val="22"/>
                 <w:szCs w:val="22"/>
               </w:rPr>
-              <w:t>U.D.</w:t>
-            </w:r>
-            <w:proofErr w:type="gramStart"/>
-            <w:r>
-              <w:rPr>
-                <w:rFonts w:ascii="Calibri" w:hAnsi="Calibri" w:cs="Calibri"/>
-                <w:color w:val="000000"/>
-                <w:sz w:val="22"/>
-                <w:szCs w:val="22"/>
-              </w:rPr>
-              <w:t>V.Higher</w:t>
+              <w:t>U.D.V.Higher</w:t>
             </w:r>
             <w:proofErr w:type="spellEnd"/>
-            <w:proofErr w:type="gramEnd"/>
             <w:r>
               <w:rPr>
                 <w:rFonts w:ascii="Calibri" w:hAnsi="Calibri" w:cs="Calibri"/>
@@ -8017,7 +7670,6 @@
         <w:tc>
           <w:tcPr>
             <w:tcW w:w="990" w:type="dxa"/>
-            <w:shd w:val="clear" w:color="auto" w:fill="auto"/>
             <w:noWrap/>
             <w:tcMar>
               <w:top w:w="15" w:type="dxa"/>
@@ -8056,7 +7708,6 @@
         <w:tc>
           <w:tcPr>
             <w:tcW w:w="3180" w:type="dxa"/>
-            <w:shd w:val="clear" w:color="auto" w:fill="auto"/>
             <w:noWrap/>
             <w:tcMar>
               <w:top w:w="15" w:type="dxa"/>
@@ -8090,7 +7741,6 @@
         <w:tc>
           <w:tcPr>
             <w:tcW w:w="4230" w:type="dxa"/>
-            <w:shd w:val="clear" w:color="auto" w:fill="auto"/>
             <w:noWrap/>
             <w:tcMar>
               <w:top w:w="15" w:type="dxa"/>
@@ -8118,20 +7768,9 @@
                 <w:sz w:val="22"/>
                 <w:szCs w:val="22"/>
               </w:rPr>
-              <w:t>E.</w:t>
-            </w:r>
-            <w:proofErr w:type="gramStart"/>
-            <w:r>
-              <w:rPr>
-                <w:rFonts w:ascii="Calibri" w:hAnsi="Calibri" w:cs="Calibri"/>
-                <w:color w:val="000000"/>
-                <w:sz w:val="22"/>
-                <w:szCs w:val="22"/>
-              </w:rPr>
-              <w:t>R.Higher</w:t>
+              <w:t>E.R.Higher</w:t>
             </w:r>
             <w:proofErr w:type="spellEnd"/>
-            <w:proofErr w:type="gramEnd"/>
             <w:r>
               <w:rPr>
                 <w:rFonts w:ascii="Calibri" w:hAnsi="Calibri" w:cs="Calibri"/>
@@ -8146,7 +7785,6 @@
         <w:tc>
           <w:tcPr>
             <w:tcW w:w="990" w:type="dxa"/>
-            <w:shd w:val="clear" w:color="auto" w:fill="auto"/>
             <w:noWrap/>
             <w:tcMar>
               <w:top w:w="15" w:type="dxa"/>
